--- a/correcciones.docx
+++ b/correcciones.docx
@@ -16,35 +16,7 @@
         </w:numPr>
       </w:pPr>
       <w:r>
-        <w:t>El texto de los h1 no debería ser siempre el mismo, el h1 es el título principal de la página, no del sitio completo</w:t>
-      </w:r>
-    </w:p>
-    <w:p>
-      <w:pPr>
-        <w:pStyle w:val="Prrafodelista"/>
-        <w:numPr>
-          <w:ilvl w:val="0"/>
-          <w:numId w:val="1"/>
-        </w:numPr>
-      </w:pPr>
-      <w:r>
-        <w:t xml:space="preserve">Pero en contacto </w:t>
-      </w:r>
-      <w:proofErr w:type="spellStart"/>
-      <w:r>
-        <w:t>recordá</w:t>
-      </w:r>
-      <w:proofErr w:type="spellEnd"/>
-      <w:r>
-        <w:t xml:space="preserve"> estilar el botón para que no quede color </w:t>
-      </w:r>
-      <w:proofErr w:type="spellStart"/>
-      <w:r>
-        <w:t>Primary</w:t>
-      </w:r>
-      <w:proofErr w:type="spellEnd"/>
-      <w:r>
-        <w:t>.</w:t>
+        <w:t>Pero en contacto recordá estilar el botón para que no quede color Primary.</w:t>
       </w:r>
     </w:p>
     <w:p>
@@ -62,31 +34,7 @@
         <w:t>📍</w:t>
       </w:r>
       <w:r>
-        <w:t xml:space="preserve">El sitio tiene </w:t>
-      </w:r>
-      <w:proofErr w:type="spellStart"/>
-      <w:r>
-        <w:t>overflow</w:t>
-      </w:r>
-      <w:proofErr w:type="spellEnd"/>
-      <w:r>
-        <w:t xml:space="preserve">-x en </w:t>
-      </w:r>
-      <w:proofErr w:type="spellStart"/>
-      <w:r>
-        <w:t>mobile</w:t>
-      </w:r>
-      <w:proofErr w:type="spellEnd"/>
-      <w:r>
-        <w:t xml:space="preserve">, principalmente por el </w:t>
-      </w:r>
-      <w:proofErr w:type="spellStart"/>
-      <w:r>
-        <w:t>header</w:t>
-      </w:r>
-      <w:proofErr w:type="spellEnd"/>
-      <w:r>
-        <w:t xml:space="preserve"> (ver video)</w:t>
+        <w:t>El sitio tiene overflow-x en mobile, principalmente por el header (ver video)</w:t>
       </w:r>
     </w:p>
     <w:p/>
@@ -122,23 +70,7 @@
         <w:t>🔹</w:t>
       </w:r>
       <w:r>
-        <w:t xml:space="preserve">Los </w:t>
-      </w:r>
-      <w:proofErr w:type="spellStart"/>
-      <w:r>
-        <w:t>html</w:t>
-      </w:r>
-      <w:proofErr w:type="spellEnd"/>
-      <w:r>
-        <w:t xml:space="preserve"> que se visualizan en el </w:t>
-      </w:r>
-      <w:proofErr w:type="spellStart"/>
-      <w:r>
-        <w:t>deploy</w:t>
-      </w:r>
-      <w:proofErr w:type="spellEnd"/>
-      <w:r>
-        <w:t xml:space="preserve"> están completos en estructura</w:t>
+        <w:t>Los html que se visualizan en el deploy están completos en estructura</w:t>
       </w:r>
     </w:p>
     <w:p>
@@ -156,15 +88,7 @@
         <w:t>🔹</w:t>
       </w:r>
       <w:r>
-        <w:t xml:space="preserve">En cuanto a estilo final, el sitio presenta identidad con la paleta de colores, estilo de los elementos de página y una navegación coherente. </w:t>
-      </w:r>
-      <w:proofErr w:type="gramStart"/>
-      <w:r>
-        <w:t>Los banner</w:t>
-      </w:r>
-      <w:proofErr w:type="gramEnd"/>
-      <w:r>
-        <w:t xml:space="preserve"> de las páginas de catálogos son una buena decisión, porque aportan algo diferente dentro de la misma estructura.</w:t>
+        <w:t>En cuanto a estilo final, el sitio presenta identidad con la paleta de colores, estilo de los elementos de página y una navegación coherente. Los banner de las páginas de catálogos son una buena decisión, porque aportan algo diferente dentro de la misma estructura.</w:t>
       </w:r>
     </w:p>
     <w:p>
@@ -200,15 +124,7 @@
         <w:t>🔹</w:t>
       </w:r>
       <w:r>
-        <w:t xml:space="preserve">Sass está organizado en </w:t>
-      </w:r>
-      <w:proofErr w:type="spellStart"/>
-      <w:r>
-        <w:t>partials</w:t>
-      </w:r>
-      <w:proofErr w:type="spellEnd"/>
-      <w:r>
-        <w:t xml:space="preserve"> con todas las herramientas solicitadas.</w:t>
+        <w:t>Sass está organizado en partials con todas las herramientas solicitadas.</w:t>
       </w:r>
     </w:p>
     <w:p>
@@ -358,7 +274,6 @@
               <v:path gradientshapeok="t" o:connecttype="rect"/>
             </v:shapetype>
             <v:shape id="Cuadro de texto 2" o:spid="_x0000_s1026" type="#_x0000_t202" alt="Company General Use" style="position:absolute;margin-left:0;margin-top:0;width:96.9pt;height:29.15pt;z-index:251659264;visibility:visible;mso-wrap-style:none;mso-wrap-distance-left:0;mso-wrap-distance-top:0;mso-wrap-distance-right:0;mso-wrap-distance-bottom:0;mso-position-horizontal:center;mso-position-horizontal-relative:page;mso-position-vertical:bottom;mso-position-vertical-relative:page;v-text-anchor:bottom" o:gfxdata="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" filled="f" stroked="f">
-              <v:fill o:detectmouseclick="t"/>
               <v:textbox style="mso-fit-shape-to-text:t" inset="0,0,0,15pt">
                 <w:txbxContent>
                   <w:p>
@@ -489,7 +404,6 @@
               <v:path gradientshapeok="t" o:connecttype="rect"/>
             </v:shapetype>
             <v:shape id="Cuadro de texto 3" o:spid="_x0000_s1027" type="#_x0000_t202" alt="Company General Use" style="position:absolute;margin-left:0;margin-top:0;width:96.9pt;height:29.15pt;z-index:251660288;visibility:visible;mso-wrap-style:none;mso-wrap-distance-left:0;mso-wrap-distance-top:0;mso-wrap-distance-right:0;mso-wrap-distance-bottom:0;mso-position-horizontal:center;mso-position-horizontal-relative:page;mso-position-vertical:bottom;mso-position-vertical-relative:page;v-text-anchor:bottom" o:gfxdata="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" filled="f" stroked="f">
-              <v:fill o:detectmouseclick="t"/>
               <v:textbox style="mso-fit-shape-to-text:t" inset="0,0,0,15pt">
                 <w:txbxContent>
                   <w:p>
@@ -620,7 +534,6 @@
               <v:path gradientshapeok="t" o:connecttype="rect"/>
             </v:shapetype>
             <v:shape id="Cuadro de texto 1" o:spid="_x0000_s1028" type="#_x0000_t202" alt="Company General Use" style="position:absolute;margin-left:0;margin-top:0;width:96.9pt;height:29.15pt;z-index:251658240;visibility:visible;mso-wrap-style:none;mso-wrap-distance-left:0;mso-wrap-distance-top:0;mso-wrap-distance-right:0;mso-wrap-distance-bottom:0;mso-position-horizontal:center;mso-position-horizontal-relative:page;mso-position-vertical:bottom;mso-position-vertical-relative:page;v-text-anchor:bottom" o:gfxdata="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" filled="f" stroked="f">
-              <v:fill o:detectmouseclick="t"/>
               <v:textbox style="mso-fit-shape-to-text:t" inset="0,0,0,15pt">
                 <w:txbxContent>
                   <w:p>
